--- a/Stundenplan_V62_Anleitung.docx
+++ b/Stundenplan_V62_Anleitung.docx
@@ -4951,7 +4951,7 @@
     </w:p>
     <w:bookmarkEnd w:id="52"/>
     <w:bookmarkEnd w:id="53"/>
-    <w:bookmarkStart w:id="72" w:name="b.-manueller-plan-editor"/>
+    <w:bookmarkStart w:id="73" w:name="b.-manueller-plan-editor"/>
     <w:p>
       <w:pPr>
         <w:pStyle w:val="Heading1"/>
@@ -5054,7 +5054,7 @@
         <w:t xml:space="preserve"> </w:t>
       </w:r>
       <w:r>
-        <w:t xml:space="preserve">Klickt man auf eine Zelle im Lehrerplan, springt der Klassenplan automatisch auf die zugehörige Klasse – und umgekehrt. Bei Blöcken mit mehreren Klassen oder Lehrern rotiert die Auswahl bei jedem weiteren Klick auf denselben Block.</w:t>
+        <w:t xml:space="preserve">Klickt man auf eine Zelle im Lehrerplan, springt der Klassenplan automatisch auf die zugehörige Klasse – und umgekehrt. Bei Blöcken mit mehreren Klassen oder Lehrern rotiert die Auswahl bei jedem weiteren Klick auf denselben Block. So blättert wiederholtes Klicken auf denselben Klassen-Zeitslot nacheinander durch die Lehrerpläne der verschiedenen an diesem Slot beteiligten Lehrer (z. B. bei parallel laufenden Kursen); ein wiederholter Klick auf einen Lehrer-Zeitslot blättert entsprechend durch die beteiligten Klassen.</w:t>
       </w:r>
     </w:p>
     <w:p>
@@ -5076,7 +5076,49 @@
       </w:r>
     </w:p>
     <w:bookmarkEnd w:id="55"/>
-    <w:bookmarkStart w:id="56" w:name="bearbeitungsmodi"/>
+    <w:bookmarkStart w:id="56" w:name="diag-werte-lehrer-diagnose-anzeigen"/>
+    <w:p>
+      <w:pPr>
+        <w:pStyle w:val="Heading3"/>
+      </w:pPr>
+      <w:r>
+        <w:t xml:space="preserve">Diag-Werte (Lehrer-Diagnose anzeigen)</w:t>
+      </w:r>
+    </w:p>
+    <w:p>
+      <w:pPr>
+        <w:pStyle w:val="FirstParagraph"/>
+      </w:pPr>
+      <w:r>
+        <w:t xml:space="preserve">Der Button „Diag-Werte“ in der Kopfzeile öffnet ein eigenes, offen bleibendes Fenster mit den Diagnose-Kennzahlen aus dem Sheet „Diag“. Angezeigt werden die Diag-Zeile des aktuell gewählten Lehrers sowie die „Summe“-Zeile der aktuellen Lösung (Spalten wie im Sheet: Hohlstunden, Soll min/max, Doppel-/Dreifach-Hohlstunden, Max Folge, Folge max, Einzelstunden, ggf. −2/Frei-Tage, Dstd-V, TR-V).</w:t>
+      </w:r>
+    </w:p>
+    <w:p>
+      <w:pPr>
+        <w:pStyle w:val="BodyText"/>
+      </w:pPr>
+      <w:r>
+        <w:t xml:space="preserve">Im Vergleichsmodus erscheinen gleichzeitig die Diag-Zeilen des Lehrers und die Summenzeilen beider verglichenen Lösungen.</w:t>
+      </w:r>
+    </w:p>
+    <w:p>
+      <w:pPr>
+        <w:pStyle w:val="BodyText"/>
+      </w:pPr>
+      <w:r>
+        <w:t xml:space="preserve">Das Fenster aktualisiert sich automatisch, sobald man Lehrer, Lösung oder die zweite Vergleichslösung wechselt. Die Werte sind ein Schnappschuss des zuletzt exportierten Diag-Sheets; nach einem neuen Solverlauf oder „Diagnose an Diag anhängen“ liest der Knopf „Neu laden“ im Fenster die aktuellen Werte ein.</w:t>
+      </w:r>
+    </w:p>
+    <w:p>
+      <w:pPr>
+        <w:pStyle w:val="BodyText"/>
+      </w:pPr>
+      <w:r>
+        <w:t xml:space="preserve">ℹ Fehlt für eine Lösung ein Diag-Block oder der Lehrer im Sheet, zeigt das Fenster „—“ bzw. einen Hinweis; dann hilft „Diagnose an Diag anhängen“ (Button 14) bzw. ein Solverlauf und anschließend „Neu laden“.</w:t>
+      </w:r>
+    </w:p>
+    <w:bookmarkEnd w:id="56"/>
+    <w:bookmarkStart w:id="57" w:name="bearbeitungsmodi"/>
     <w:p>
       <w:pPr>
         <w:pStyle w:val="Heading3"/>
@@ -5194,8 +5236,8 @@
         </w:tc>
       </w:tr>
     </w:tbl>
-    <w:bookmarkEnd w:id="56"/>
-    <w:bookmarkStart w:id="57" w:name="drag-drop-verschieben-und-tauschen"/>
+    <w:bookmarkEnd w:id="57"/>
+    <w:bookmarkStart w:id="58" w:name="drag-drop-verschieben-und-tauschen"/>
     <w:p>
       <w:pPr>
         <w:pStyle w:val="Heading3"/>
@@ -5212,8 +5254,8 @@
         <w:t xml:space="preserve">Die wichtigste Interaktion ist das Ziehen von Zellen per Maus:</w:t>
       </w:r>
     </w:p>
-    <w:bookmarkEnd w:id="57"/>
-    <w:bookmarkStart w:id="58" w:name="verschieben-auf-leere-zelle"/>
+    <w:bookmarkEnd w:id="58"/>
+    <w:bookmarkStart w:id="59" w:name="verschieben-auf-leere-zelle"/>
     <w:p>
       <w:pPr>
         <w:pStyle w:val="Heading3"/>
@@ -5230,8 +5272,8 @@
         <w:t xml:space="preserve">Zieht man einen Block auf einen freien Slot, wird er dorthin verschoben. Das Programm prüft zuvor auf harte Konflikte (Lehrer- oder Klassen-Doppelbelegung, −3-Sperrzeiten, Fachraum-Überschreitung). Bei einem Konflikt erscheint eine rote Fehlermeldung in der Statuszeile; der Zug wird nicht ausgeführt.</w:t>
       </w:r>
     </w:p>
-    <w:bookmarkEnd w:id="58"/>
-    <w:bookmarkStart w:id="59" w:name="Xbfd677f95be6e000eb2edb60ddba3fca1e55f23"/>
+    <w:bookmarkEnd w:id="59"/>
+    <w:bookmarkStart w:id="60" w:name="Xbfd677f95be6e000eb2edb60ddba3fca1e55f23"/>
     <w:p>
       <w:pPr>
         <w:pStyle w:val="Heading3"/>
@@ -5248,8 +5290,8 @@
         <w:t xml:space="preserve">Zieht man einen Block auf eine belegte Zelle, bei der genau ein anderer Block mit gleicher Stundenzahl liegt, werden beide Blöcke getauscht. Auch hier erfolgt eine harte Konfliktprüfung für beide Blöcke an ihren neuen Slots.</w:t>
       </w:r>
     </w:p>
-    <w:bookmarkEnd w:id="59"/>
-    <w:bookmarkStart w:id="60" w:name="entplanen-in-den-parkbereich"/>
+    <w:bookmarkEnd w:id="60"/>
+    <w:bookmarkStart w:id="61" w:name="entplanen-in-den-parkbereich"/>
     <w:p>
       <w:pPr>
         <w:pStyle w:val="Heading3"/>
@@ -5266,8 +5308,8 @@
         <w:t xml:space="preserve">Zieht man eine Zelle in den Parkbereich, werden die entsprechenden Slots entplant. Die UNr erscheint dann im Parkbereich als Karte und kann von dort per Drag auf einen leeren Slot wieder eingeplant werden (eine Stunde pro Zug).</w:t>
       </w:r>
     </w:p>
-    <w:bookmarkEnd w:id="60"/>
-    <w:bookmarkStart w:id="61" w:name="parkbereich-filter-nach-klick-kontext"/>
+    <w:bookmarkEnd w:id="61"/>
+    <w:bookmarkStart w:id="62" w:name="parkbereich-filter-nach-klick-kontext"/>
     <w:p>
       <w:pPr>
         <w:pStyle w:val="Heading3"/>
@@ -5467,8 +5509,8 @@
         <w:t xml:space="preserve">werden zusätzlich die in der UV mit „i“/„x“ ignorierten Unterrichte desselben Lehrers bzw. derselben Klasse eingeblendet (grau, „(ignoriert)“). Diese dienen nur der Anzeige – sie sind nicht ziehbar. So sieht man auf einen Blick, welche Unterrichte für den betrachteten Lehrer/die Klasse bewusst aus der Planung ausgenommen sind.</w:t>
       </w:r>
     </w:p>
-    <w:bookmarkEnd w:id="61"/>
-    <w:bookmarkStart w:id="62" w:name="X8eabaf02a4df3109411cadc2a542715c875005c"/>
+    <w:bookmarkEnd w:id="62"/>
+    <w:bookmarkStart w:id="63" w:name="X8eabaf02a4df3109411cadc2a542715c875005c"/>
     <w:p>
       <w:pPr>
         <w:pStyle w:val="Heading3"/>
@@ -5493,8 +5535,8 @@
         <w:t xml:space="preserve">Fixierte Stunden werden im Plan-Editor-Grid durch ein kleines blaues „F“ oben rechts im jeweiligen Kästchen gekennzeichnet.</w:t>
       </w:r>
     </w:p>
-    <w:bookmarkEnd w:id="62"/>
-    <w:bookmarkStart w:id="63" w:name="drag-over-hervorhebung"/>
+    <w:bookmarkEnd w:id="63"/>
+    <w:bookmarkStart w:id="64" w:name="drag-over-hervorhebung"/>
     <w:p>
       <w:pPr>
         <w:pStyle w:val="Heading3"/>
@@ -5511,8 +5553,8 @@
         <w:t xml:space="preserve">Fährt man während eines Drag-Vorgangs über eine Zielzelle, werden in der Tauschvorschlags-Liste unten die Vorschläge, die genau auf diesen Slot passen, automatisch nach oben sortiert und orange hervorgehoben.</w:t>
       </w:r>
     </w:p>
-    <w:bookmarkEnd w:id="63"/>
-    <w:bookmarkStart w:id="64" w:name="Xdf7450b2aa480a9c410e4dfbf55ee9bd384efbd"/>
+    <w:bookmarkEnd w:id="64"/>
+    <w:bookmarkStart w:id="65" w:name="Xdf7450b2aa480a9c410e4dfbf55ee9bd384efbd"/>
     <w:p>
       <w:pPr>
         <w:pStyle w:val="Heading3"/>
@@ -5590,8 +5632,8 @@
         <w:t xml:space="preserve">Tipp: Drag auf eine belegte Zelle: Falls Tauschvorschläge für genau diesen Zielslot vorhanden sind, wird der einfachste Vorschlag automatisch fixiert (statt sofort ausgeführt). So sieht man die Diagnose, bevor man den Tausch bestätigt.</w:t>
       </w:r>
     </w:p>
-    <w:bookmarkEnd w:id="64"/>
-    <w:bookmarkStart w:id="65" w:name="Xa2957377923cc50199d341b7b0e7a079b8788f4"/>
+    <w:bookmarkEnd w:id="65"/>
+    <w:bookmarkStart w:id="66" w:name="Xa2957377923cc50199d341b7b0e7a079b8788f4"/>
     <w:p>
       <w:pPr>
         <w:pStyle w:val="Heading3"/>
@@ -5639,8 +5681,8 @@
         <w:t xml:space="preserve">Auch hier gilt: Einfachklick fixiert (zeigt Vorher/Nachher + Pfeile), Doppelklick führt aus. Das Programm deckt Hinderniskombinationen mit bis zu 2 Hindernis-Blöcken ab und sucht bei einem einzelnen Hindernis zusätzlich rekursiv nach mehrstufigen, auch klassenübergreifenden Ausweichmöglichkeiten, falls der naheliegende direkte Gegentausch selbst wieder blockiert ist.</w:t>
       </w:r>
     </w:p>
-    <w:bookmarkEnd w:id="65"/>
-    <w:bookmarkStart w:id="66" w:name="vergleichspläne-und-pfeile"/>
+    <w:bookmarkEnd w:id="66"/>
+    <w:bookmarkStart w:id="67" w:name="vergleichspläne-und-pfeile"/>
     <w:p>
       <w:pPr>
         <w:pStyle w:val="Heading3"/>
@@ -5703,8 +5745,8 @@
         <w:t xml:space="preserve">Es werden Vorher-/Nachher-Vergleichspläne von Lehrern und Klassen angezeigt, ggf. Fenster verbreitern.</w:t>
       </w:r>
     </w:p>
-    <w:bookmarkEnd w:id="66"/>
-    <w:bookmarkStart w:id="67" w:name="Xb96cbd64a66a18abf981ab1060b45e47d71be2e"/>
+    <w:bookmarkEnd w:id="67"/>
+    <w:bookmarkStart w:id="68" w:name="Xb96cbd64a66a18abf981ab1060b45e47d71be2e"/>
     <w:p>
       <w:pPr>
         <w:pStyle w:val="Heading3"/>
@@ -5801,8 +5843,8 @@
         <w:t xml:space="preserve">Bei einem einfachen Klick auf eine Unterrichtszelle (ohne Hover über Vorschlag) zeigt das Panel die Detaildaten des Blocks: UNr, ZeilenText, pro Teilunterricht Lehrer | Fach | Klassen | Fachgruppe.</w:t>
       </w:r>
     </w:p>
-    <w:bookmarkEnd w:id="67"/>
-    <w:bookmarkStart w:id="68" w:name="X07a77a65b373cf46ab07a5e19f066af4f5549c9"/>
+    <w:bookmarkEnd w:id="68"/>
+    <w:bookmarkStart w:id="69" w:name="X07a77a65b373cf46ab07a5e19f066af4f5549c9"/>
     <w:p>
       <w:pPr>
         <w:pStyle w:val="Heading3"/>
@@ -5865,8 +5907,8 @@
         <w:t xml:space="preserve">Tipp: Die Markierung dient als Warnsignal für pädagogisch ungünstige Platzierungen, die noch optimiert werden können. Vollständig fixierte Einheiten werden bewusst ausgeblendet, da sie nicht mehr verändert werden können.</w:t>
       </w:r>
     </w:p>
-    <w:bookmarkEnd w:id="68"/>
-    <w:bookmarkStart w:id="69" w:name="gewichtungszahl-der-zeitwünsche"/>
+    <w:bookmarkEnd w:id="69"/>
+    <w:bookmarkStart w:id="70" w:name="gewichtungszahl-der-zeitwünsche"/>
     <w:p>
       <w:pPr>
         <w:pStyle w:val="Heading3"/>
@@ -5883,8 +5925,8 @@
         <w:t xml:space="preserve">Unten rechts in jedem Zeitslot-Kästchen (Lehrer- und Klassenplan) erscheint, sofern für den jeweiligen Slot ein Zeitwunsch-Eintrag besteht, eine kleine Gewichtungszahl (z. B. „-3“ für eine Sperre, rot bei negativen, grün bei positiven Werten). Sie ist ein Merkmal des Zeitslots selbst (Lehrer- bzw. Klassen-Zeitwunsch je nach Plan) und erscheint daher unabhängig davon, ob und wie viele Unterrichte im Slot liegen – auch auf leeren Zellen.</w:t>
       </w:r>
     </w:p>
-    <w:bookmarkEnd w:id="69"/>
-    <w:bookmarkStart w:id="70" w:name="schaltflächen-im-plan-editor"/>
+    <w:bookmarkEnd w:id="70"/>
+    <w:bookmarkStart w:id="71" w:name="schaltflächen-im-plan-editor"/>
     <w:p>
       <w:pPr>
         <w:pStyle w:val="Heading3"/>
@@ -6034,8 +6076,8 @@
         <w:t xml:space="preserve">ℹ Beim Übernehmen wird der Name der Ausgangslösung mit dem Suffix _man ergänzt. Mehrfaches Übernehmen erzeugt _man, _man1, _man2 usw.</w:t>
       </w:r>
     </w:p>
-    <w:bookmarkEnd w:id="70"/>
-    <w:bookmarkStart w:id="71" w:name="harte-konfliktsperren"/>
+    <w:bookmarkEnd w:id="71"/>
+    <w:bookmarkStart w:id="72" w:name="harte-konfliktsperren"/>
     <w:p>
       <w:pPr>
         <w:pStyle w:val="Heading3"/>
@@ -6104,9 +6146,9 @@
         <w:t xml:space="preserve">Gesperrte Aktionen erzeugen eine rote Fehlermeldung in der Statuszeile; die Belegung wird nicht verändert. Qualitätsprobleme (Hohlstunden, Doppelstunden) führen dagegen nur zu gelben Warnungen, die Aktion wird trotzdem ausgeführt.</w:t>
       </w:r>
     </w:p>
-    <w:bookmarkEnd w:id="71"/>
     <w:bookmarkEnd w:id="72"/>
-    <w:bookmarkStart w:id="77" w:name="die-pm-tabelle-und-die-qualitätsfunktion"/>
+    <w:bookmarkEnd w:id="73"/>
+    <w:bookmarkStart w:id="78" w:name="die-pm-tabelle-und-die-qualitätsfunktion"/>
     <w:p>
       <w:pPr>
         <w:pStyle w:val="Heading1"/>
@@ -6115,7 +6157,7 @@
         <w:t xml:space="preserve">5. Die PM-Tabelle und die Qualitätsfunktion</w:t>
       </w:r>
     </w:p>
-    <w:bookmarkStart w:id="73" w:name="rolle-der-pm-tabelle"/>
+    <w:bookmarkStart w:id="74" w:name="rolle-der-pm-tabelle"/>
     <w:p>
       <w:pPr>
         <w:pStyle w:val="Heading2"/>
@@ -6132,8 +6174,8 @@
         <w:t xml:space="preserve">Das Sheet „PM“ (früher „Parameter“) steuert Laufzeit und Zielgewichtung des Solvers. Alle Parameter werden per Beschriftung in Spalte A gesucht (nicht per fester Zeilennummer); Spalte B enthält den Wert. Groß-/Kleinschreibung wird ignoriert. Fehlt ein Parameter, gilt der jeweilige Standardwert.</w:t>
       </w:r>
     </w:p>
-    <w:bookmarkEnd w:id="73"/>
-    <w:bookmarkStart w:id="74" w:name="parameter-nach-funktion"/>
+    <w:bookmarkEnd w:id="74"/>
+    <w:bookmarkStart w:id="75" w:name="parameter-nach-funktion"/>
     <w:p>
       <w:pPr>
         <w:pStyle w:val="Heading2"/>
@@ -7234,8 +7276,8 @@
         </w:tc>
       </w:tr>
     </w:tbl>
-    <w:bookmarkEnd w:id="74"/>
-    <w:bookmarkStart w:id="75" w:name="formel-der-qualitätsfunktion"/>
+    <w:bookmarkEnd w:id="75"/>
+    <w:bookmarkStart w:id="76" w:name="formel-der-qualitätsfunktion"/>
     <w:p>
       <w:pPr>
         <w:pStyle w:val="Heading2"/>
@@ -7674,8 +7716,8 @@
         <w:t xml:space="preserve">Wert ist also besser (Q kann negativ werden, wenn die Strafen überwiegen).</w:t>
       </w:r>
     </w:p>
-    <w:bookmarkEnd w:id="75"/>
-    <w:bookmarkStart w:id="76" w:name="X3501c69d2e5b2a51bf3df803b2f5df8b34c0965"/>
+    <w:bookmarkEnd w:id="76"/>
+    <w:bookmarkStart w:id="77" w:name="X3501c69d2e5b2a51bf3df803b2f5df8b34c0965"/>
     <w:p>
       <w:pPr>
         <w:pStyle w:val="Heading2"/>
@@ -7754,9 +7796,9 @@
         <w:t xml:space="preserve">Der Solver richtet die Rangfolge der Lösungen also nach diesem erweiterten Ziel aus, während die Spalte „Qualität“ eine gut vergleichbare, aber bewusst reduzierte Kennzahl darstellt. Zwei Lösungen mit gleicher angezeigter Qualität können sich daher in freien Tagen, Std.-Folge oder −2-Verletzungen unterscheiden.</w:t>
       </w:r>
     </w:p>
-    <w:bookmarkEnd w:id="76"/>
     <w:bookmarkEnd w:id="77"/>
-    <w:bookmarkStart w:id="78" w:name="empfohlener-arbeitsablauf"/>
+    <w:bookmarkEnd w:id="78"/>
+    <w:bookmarkStart w:id="79" w:name="empfohlener-arbeitsablauf"/>
     <w:p>
       <w:pPr>
         <w:pStyle w:val="Heading1"/>
@@ -7886,8 +7928,8 @@
         <w:t xml:space="preserve">Fixierungen ggf. per Rechtsklick im Plan-Editor zurücksetzen und Prozess wiederholen.</w:t>
       </w:r>
     </w:p>
-    <w:bookmarkEnd w:id="78"/>
-    <w:bookmarkStart w:id="89" w:name="die-excel-makrodatei-und-ihre-makros"/>
+    <w:bookmarkEnd w:id="79"/>
+    <w:bookmarkStart w:id="90" w:name="die-excel-makrodatei-und-ihre-makros"/>
     <w:p>
       <w:pPr>
         <w:pStyle w:val="Heading1"/>
@@ -7912,7 +7954,7 @@
         <w:t xml:space="preserve">⚠ Das Stundenplan-Programm arbeitet ausschließlich mit der .xlsx-Datei. Die .xlsm-Datei ist ein separates Hilfswerkzeug. Änderungen, die über Makros vorgenommen werden, müssen anschließend über Button 2 neu eingelesen werden.</w:t>
       </w:r>
     </w:p>
-    <w:bookmarkStart w:id="79" w:name="makros-aktivieren"/>
+    <w:bookmarkStart w:id="80" w:name="makros-aktivieren"/>
     <w:p>
       <w:pPr>
         <w:pStyle w:val="Heading2"/>
@@ -8036,8 +8078,8 @@
         <w:t xml:space="preserve">aktivieren).</w:t>
       </w:r>
     </w:p>
-    <w:bookmarkEnd w:id="79"/>
-    <w:bookmarkStart w:id="80" w:name="makros-aufrufen"/>
+    <w:bookmarkEnd w:id="80"/>
+    <w:bookmarkStart w:id="81" w:name="makros-aufrufen"/>
     <w:p>
       <w:pPr>
         <w:pStyle w:val="Heading2"/>
@@ -8072,8 +8114,8 @@
         <w:t xml:space="preserve">klicken.</w:t>
       </w:r>
     </w:p>
-    <w:bookmarkEnd w:id="80"/>
-    <w:bookmarkStart w:id="81" w:name="übersicht-der-makros"/>
+    <w:bookmarkEnd w:id="81"/>
+    <w:bookmarkStart w:id="82" w:name="übersicht-der-makros"/>
     <w:p>
       <w:pPr>
         <w:pStyle w:val="Heading2"/>
@@ -8302,8 +8344,8 @@
         </w:tc>
       </w:tr>
     </w:tbl>
-    <w:bookmarkEnd w:id="81"/>
-    <w:bookmarkStart w:id="88" w:name="makro-beschreibungen-im-detail"/>
+    <w:bookmarkEnd w:id="82"/>
+    <w:bookmarkStart w:id="89" w:name="makro-beschreibungen-im-detail"/>
     <w:p>
       <w:pPr>
         <w:pStyle w:val="Heading2"/>
@@ -8312,7 +8354,7 @@
         <w:t xml:space="preserve">6.4 Makro-Beschreibungen im Detail</w:t>
       </w:r>
     </w:p>
-    <w:bookmarkStart w:id="82" w:name="markierepädeinheit-automatisch"/>
+    <w:bookmarkStart w:id="83" w:name="markierepädeinheit-automatisch"/>
     <w:p>
       <w:pPr>
         <w:pStyle w:val="Heading3"/>
@@ -8349,8 +8391,8 @@
         <w:t xml:space="preserve">Tipp: Das Makro wird beim Import von Plänen (TabellenImportieren) automatisch in alle neu erstellten Lehrer- und Klassenplan-Sheets eingetragen.</w:t>
       </w:r>
     </w:p>
-    <w:bookmarkEnd w:id="82"/>
-    <w:bookmarkStart w:id="83" w:name="lehrerdurchkuerzelersetzen"/>
+    <w:bookmarkEnd w:id="83"/>
+    <w:bookmarkStart w:id="84" w:name="lehrerdurchkuerzelersetzen"/>
     <w:p>
       <w:pPr>
         <w:pStyle w:val="Heading3"/>
@@ -8383,8 +8425,8 @@
         <w:t xml:space="preserve">⚠ Das Makro ersetzt die Namen direkt in der Datei. Vorher eine Sicherungskopie anlegen!</w:t>
       </w:r>
     </w:p>
-    <w:bookmarkEnd w:id="83"/>
-    <w:bookmarkStart w:id="84" w:name="kuerzelzurueckersetzen"/>
+    <w:bookmarkEnd w:id="84"/>
+    <w:bookmarkStart w:id="85" w:name="kuerzelzurueckersetzen"/>
     <w:p>
       <w:pPr>
         <w:pStyle w:val="Heading3"/>
@@ -8409,8 +8451,8 @@
         <w:t xml:space="preserve">⚠ Das Sheet LKue muss noch vorhanden und unverändert sein. Wurde es gelöscht oder verändert, ist eine Rückersetzung nicht mehr möglich.</w:t>
       </w:r>
     </w:p>
-    <w:bookmarkEnd w:id="84"/>
-    <w:bookmarkStart w:id="85" w:name="tabellenimportieren"/>
+    <w:bookmarkEnd w:id="85"/>
+    <w:bookmarkStart w:id="86" w:name="tabellenimportieren"/>
     <w:p>
       <w:pPr>
         <w:pStyle w:val="Heading3"/>
@@ -8447,8 +8489,8 @@
         <w:t xml:space="preserve">Tipp: Eigene VBA-Sheets (Module, Klassen) werden nicht importiert – nur Worksheet-Sheets.</w:t>
       </w:r>
     </w:p>
-    <w:bookmarkEnd w:id="85"/>
-    <w:bookmarkStart w:id="86" w:name="tabellenexportieren"/>
+    <w:bookmarkEnd w:id="86"/>
+    <w:bookmarkStart w:id="87" w:name="tabellenexportieren"/>
     <w:p>
       <w:pPr>
         <w:pStyle w:val="Heading3"/>
@@ -8473,8 +8515,8 @@
         <w:t xml:space="preserve">Typischer Ablauf: In der .xlsm-Datei Änderungen vornehmen → TabellenExportieren ausführen → _export.xlsx erzeugen → Im Stundenplan-Programm Button 2 drücken und die exportierte .xlsx-Datei laden.</w:t>
       </w:r>
     </w:p>
-    <w:bookmarkEnd w:id="86"/>
-    <w:bookmarkStart w:id="87" w:name="lösunginfixunrnübertragen"/>
+    <w:bookmarkEnd w:id="87"/>
+    <w:bookmarkStart w:id="88" w:name="lösunginfixunrnübertragen"/>
     <w:p>
       <w:pPr>
         <w:pStyle w:val="Heading3"/>
@@ -8511,10 +8553,10 @@
         <w:t xml:space="preserve">Tipp: Unterschied zu Button 7: Button 7 fixiert nur die Slots einer einzelnen Klasse. Dieses Makro überträgt den gesamten Plan auf einmal.</w:t>
       </w:r>
     </w:p>
-    <w:bookmarkEnd w:id="87"/>
     <w:bookmarkEnd w:id="88"/>
     <w:bookmarkEnd w:id="89"/>
-    <w:bookmarkStart w:id="92" w:name="hinweise-und-fehlerbehebung"/>
+    <w:bookmarkEnd w:id="90"/>
+    <w:bookmarkStart w:id="93" w:name="hinweise-und-fehlerbehebung"/>
     <w:p>
       <w:pPr>
         <w:pStyle w:val="Heading1"/>
@@ -8523,7 +8565,7 @@
         <w:t xml:space="preserve">8. Hinweise und Fehlerbehebung</w:t>
       </w:r>
     </w:p>
-    <w:bookmarkStart w:id="90" w:name="fehlermeldungen-und-ihre-bedeutung"/>
+    <w:bookmarkStart w:id="91" w:name="fehlermeldungen-und-ihre-bedeutung"/>
     <w:p>
       <w:pPr>
         <w:pStyle w:val="Heading3"/>
@@ -8777,8 +8819,8 @@
         </w:tc>
       </w:tr>
     </w:tbl>
-    <w:bookmarkEnd w:id="90"/>
-    <w:bookmarkStart w:id="91" w:name="allgemeine-hinweise"/>
+    <w:bookmarkEnd w:id="91"/>
+    <w:bookmarkStart w:id="92" w:name="allgemeine-hinweise"/>
     <w:p>
       <w:pPr>
         <w:pStyle w:val="Heading3"/>
@@ -8880,9 +8922,9 @@
         <w:t xml:space="preserve">Die Zellen in StD und Dopp.Std. immer als Text formatieren, damit Excel keine Datumsumwandlungen vornimmt.</w:t>
       </w:r>
     </w:p>
-    <w:bookmarkEnd w:id="91"/>
     <w:bookmarkEnd w:id="92"/>
-    <w:bookmarkStart w:id="93" w:name="glossar"/>
+    <w:bookmarkEnd w:id="93"/>
+    <w:bookmarkStart w:id="94" w:name="glossar"/>
     <w:p>
       <w:pPr>
         <w:pStyle w:val="Heading1"/>
@@ -9564,7 +9606,7 @@
         <w:t xml:space="preserve">Seite von</w:t>
       </w:r>
     </w:p>
-    <w:bookmarkEnd w:id="93"/>
+    <w:bookmarkEnd w:id="94"/>
     <w:sectPr/>
   </w:body>
 </w:document>
